--- a/acts-sermons/docx/06_2026-11-22_오순절성령이임하신날_행2장1-4절.docx
+++ b/acts-sermons/docx/06_2026-11-22_오순절성령이임하신날_행2장1-4절.docx
@@ -1016,33 +1016,46 @@
           <w:sz w:val="24"/>
           <w:szCs w:val="24"/>
         </w:rPr>
-        <w:t xml:space="preserve">이사야 6장에서 이사야는 웃시야 왕이 죽던 해에 성전에서 높이 들린 보좌에 앉으신 주님을 봅니다. 스랍들이 거룩하다 거룩하다 거룩하다 만군의 여호와여 하고 외치자 문지방의 터가 요동하고 성전에 연기가 충만했습니다. 그 거룩하신 하나님 앞에서 이사야는 부르짖습니다. 화로다 나여 망하게 되었도다 나는 입술이 부정한 사람이요.</w:t>
-      </w:r>
-    </w:p>
-    <w:p>
-      <w:pPr>
-        <w:spacing w:after="160" w:line="360"/>
-      </w:pPr>
-      <w:r>
-        <w:rPr>
-          <w:rFonts w:ascii="맑은 고딕" w:cs="맑은 고딕" w:eastAsia="맑은 고딕" w:hAnsi="맑은 고딕"/>
-          <w:sz w:val="24"/>
-          <w:szCs w:val="24"/>
-        </w:rPr>
-        <w:t xml:space="preserve">그때 스랍 중의 하나가 제단에서 핀 숯을 부젓가락으로 집어서 가지고 날아와 이사야의 입술에 대며 말합니다. 보라 이것이 네 입에 닿았으니 네 악이 제하여졌고 네 죄가 사하여졌느니라. 불이 그의 입술을 정결하게 했습니다.</w:t>
-      </w:r>
-    </w:p>
-    <w:p>
-      <w:pPr>
-        <w:spacing w:after="160" w:line="360"/>
-      </w:pPr>
-      <w:r>
-        <w:rPr>
-          <w:rFonts w:ascii="맑은 고딕" w:cs="맑은 고딕" w:eastAsia="맑은 고딕" w:hAnsi="맑은 고딕"/>
-          <w:sz w:val="24"/>
-          <w:szCs w:val="24"/>
-        </w:rPr>
-        <w:t xml:space="preserve">그리고 바로 이어서 주님의 음성이 들립니다. 내가 누구를 보내며 누가 우리를 위하여 갈꼬. 이사야는 대답합니다. 내가 여기 있나이다 나를 보내소서. 부정한 입술을 가졌던 사람이 불로 정결하게 된 뒤 하나님의 말씀을 전하는 입이 되었습니다. 오순절의 불의 혀도 그렇습니다. 성령께서는 우리의 입술을 정결하게 하셔서 하나님의 큰 일을 말하게 하십니다.</w:t>
+        <w:t xml:space="preserve">출애굽기 15장에서 이스라엘은 홍해를 건넜습니다. 뒤쫓아 오던 바로의 병거와 마병은 바다에 잠겼습니다. 모세와 이스라엘 자손이 여호와께 노래를 부른 뒤, 성경은 한 장면을 덧붙입니다. 아론의 누이 선지자 미리암이 손에 소고를 잡으니 모든 여인도 그를 따라 나와 소고를 잡고 춤추었습니다(출 15:20).</w:t>
+      </w:r>
+    </w:p>
+    <w:p>
+      <w:pPr>
+        <w:spacing w:after="160" w:line="360"/>
+      </w:pPr>
+      <w:r>
+        <w:rPr>
+          <w:rFonts w:ascii="맑은 고딕" w:cs="맑은 고딕" w:eastAsia="맑은 고딕" w:hAnsi="맑은 고딕"/>
+          <w:sz w:val="24"/>
+          <w:szCs w:val="24"/>
+        </w:rPr>
+        <w:t xml:space="preserve">미리암은 그들에게 화답하여 노래했습니다. “너희는 여호와를 찬송하라 그는 높고 영화로우심이요 말과 그 탄 자를 바다에 던지셨음이로다”(출 15:21). 그 노래에는 자기들의 용기나 지혜에 대한 자랑이 한마디도 없습니다. 오직 여호와께서 행하신 일만 있습니다.</w:t>
+      </w:r>
+    </w:p>
+    <w:p>
+      <w:pPr>
+        <w:spacing w:after="160" w:line="360"/>
+      </w:pPr>
+      <w:r>
+        <w:rPr>
+          <w:rFonts w:ascii="맑은 고딕" w:cs="맑은 고딕" w:eastAsia="맑은 고딕" w:hAnsi="맑은 고딕"/>
+          <w:sz w:val="24"/>
+          <w:szCs w:val="24"/>
+        </w:rPr>
+        <w:t xml:space="preserve">그날 하나님의 큰 일을 노래한 것은 몇몇 지도자만이 아니었습니다. 남자들과 함께 여인들도, 온 회중이 입을 열어 하나님의 구원을 노래했습니다. 구원을 받은 백성은 가만히 있을 수 없었습니다.</w:t>
+      </w:r>
+    </w:p>
+    <w:p>
+      <w:pPr>
+        <w:spacing w:after="160" w:line="360"/>
+      </w:pPr>
+      <w:r>
+        <w:rPr>
+          <w:rFonts w:ascii="맑은 고딕" w:cs="맑은 고딕" w:eastAsia="맑은 고딕" w:hAnsi="맑은 고딕"/>
+          <w:sz w:val="24"/>
+          <w:szCs w:val="24"/>
+        </w:rPr>
+        <w:t xml:space="preserve">오순절에도 그렇습니다. 성령께서는 몇몇 특별한 사람이 아니라 그들 모두를 충만하게 하셨고, 그들은 하나님의 큰 일을 말했습니다. 요엘의 예언처럼 아들과 딸들이 함께 예언하는 시대가 열린 것입니다. 홍해를 건넌 백성이 구원을 노래했듯이, 십자가와 부활로 구원받은 교회는 모두 하나님의 큰 일을 말하는 입이 됩니다.</w:t>
       </w:r>
     </w:p>
     <w:p>
@@ -1157,7 +1170,7 @@
           <w:sz w:val="24"/>
           <w:szCs w:val="24"/>
         </w:rPr>
-        <w:t xml:space="preserve">여러분의 입술은 무엇을 말하고 있습니까? 불평과 험담과 걱정을 말하고 있습니까, 아니면 하나님의 큰 일을 말하고 있습니까? 이사야처럼 우리의 입술도 먼저 정결하게 되어야 합니다. 그리고 그 입술로 하나님께서 행하신 큰 일, 곧 그리스도의 십자가와 부활을 말해야 합니다.</w:t>
+        <w:t xml:space="preserve">여러분의 입술은 무엇을 말하고 있습니까? 불평과 험담과 걱정을 말하고 있습니까, 아니면 하나님의 큰 일을 말하고 있습니까? 홍해를 건넌 미리암과 여인들처럼, 우리의 입술도 원망이 아니라 구원의 노래로 채워져야 합니다. 그리고 그 입술로 하나님께서 행하신 큰 일, 곧 그리스도의 십자가와 부활을 말해야 합니다.</w:t>
       </w:r>
     </w:p>
     <w:p>
